--- a/F122A12 - 2. Design and Build a Prototype Game.docx
+++ b/F122A12 - 2. Design and Build a Prototype Game.docx
@@ -385,6 +385,7 @@
             <w14:uncheckedState w14:val="2610" w14:font="MS Gothic"/>
           </w14:checkbox>
         </w:sdtPr>
+        <w:sdtEndPr/>
         <w:sdtContent>
           <w:r>
             <w:rPr>
@@ -423,6 +424,7 @@
             <w14:uncheckedState w14:val="2610" w14:font="MS Gothic"/>
           </w14:checkbox>
         </w:sdtPr>
+        <w:sdtEndPr/>
         <w:sdtContent>
           <w:r>
             <w:rPr>
@@ -461,6 +463,7 @@
             <w14:uncheckedState w14:val="2610" w14:font="MS Gothic"/>
           </w14:checkbox>
         </w:sdtPr>
+        <w:sdtEndPr/>
         <w:sdtContent>
           <w:r>
             <w:rPr>
@@ -510,6 +513,7 @@
             <w14:uncheckedState w14:val="2610" w14:font="MS Gothic"/>
           </w14:checkbox>
         </w:sdtPr>
+        <w:sdtEndPr/>
         <w:sdtContent>
           <w:r>
             <w:rPr>
@@ -1835,7 +1839,7 @@
                 <w:szCs w:val="22"/>
                 <w:lang w:val="en-US"/>
               </w:rPr>
-              <w:t>[Example]</w:t>
+              <w:t>Federation Corvette F3</w:t>
             </w:r>
           </w:p>
         </w:tc>
@@ -1852,14 +1856,16 @@
                 <w:lang w:val="en-US"/>
               </w:rPr>
             </w:pPr>
+            <w:proofErr w:type="spellStart"/>
             <w:r>
               <w:rPr>
                 <w:rFonts w:ascii="Calibri" w:eastAsia="Calibri" w:hAnsi="Calibri" w:cs="Times New Roman"/>
                 <w:szCs w:val="22"/>
                 <w:lang w:val="en-US"/>
               </w:rPr>
-              <w:t>[Vacant]</w:t>
+              <w:t>CGPitbull</w:t>
             </w:r>
+            <w:proofErr w:type="spellEnd"/>
           </w:p>
         </w:tc>
         <w:tc>
@@ -1881,7 +1887,7 @@
                 <w:szCs w:val="22"/>
                 <w:lang w:val="en-US"/>
               </w:rPr>
-              <w:t>[Unlicensed]</w:t>
+              <w:t>Standard Unity Asset Store EULA</w:t>
             </w:r>
           </w:p>
         </w:tc>
@@ -1898,14 +1904,16 @@
                 <w:lang w:val="en-US"/>
               </w:rPr>
             </w:pPr>
-            <w:r>
-              <w:rPr>
-                <w:rFonts w:ascii="Calibri" w:eastAsia="Calibri" w:hAnsi="Calibri" w:cs="Times New Roman"/>
-                <w:szCs w:val="22"/>
-                <w:lang w:val="en-US"/>
-              </w:rPr>
-              <w:t>[N/A]</w:t>
-            </w:r>
+            <w:hyperlink r:id="rId14" w:history="1">
+              <w:r>
+                <w:rPr>
+                  <w:rStyle w:val="Hyperlink"/>
+                  <w:rFonts w:ascii="Calibri" w:eastAsia="Calibri" w:hAnsi="Calibri" w:cs="Times New Roman"/>
+                  <w:szCs w:val="22"/>
+                </w:rPr>
+                <w:t>Federation Corvette F3 | 3D Space | Unity Asset Store</w:t>
+              </w:r>
+            </w:hyperlink>
           </w:p>
         </w:tc>
       </w:tr>
@@ -1923,6 +1931,14 @@
                 <w:lang w:val="en-US"/>
               </w:rPr>
             </w:pPr>
+            <w:r>
+              <w:rPr>
+                <w:rFonts w:ascii="Calibri" w:eastAsia="Calibri" w:hAnsi="Calibri" w:cs="Times New Roman"/>
+                <w:szCs w:val="22"/>
+                <w:lang w:val="en-US"/>
+              </w:rPr>
+              <w:t>Space Star Field Background</w:t>
+            </w:r>
           </w:p>
         </w:tc>
         <w:tc>
@@ -1938,6 +1954,14 @@
                 <w:lang w:val="en-US"/>
               </w:rPr>
             </w:pPr>
+            <w:r>
+              <w:rPr>
+                <w:rFonts w:ascii="Calibri" w:eastAsia="Calibri" w:hAnsi="Calibri" w:cs="Times New Roman"/>
+                <w:szCs w:val="22"/>
+                <w:lang w:val="en-US"/>
+              </w:rPr>
+              <w:t>Dilapidated Meow</w:t>
+            </w:r>
           </w:p>
         </w:tc>
         <w:tc>
@@ -1953,6 +1977,22 @@
                 <w:lang w:val="en-US"/>
               </w:rPr>
             </w:pPr>
+            <w:r>
+              <w:rPr>
+                <w:rFonts w:ascii="Calibri" w:eastAsia="Calibri" w:hAnsi="Calibri" w:cs="Times New Roman"/>
+                <w:szCs w:val="22"/>
+                <w:lang w:val="en-US"/>
+              </w:rPr>
+              <w:t xml:space="preserve">Standard Unity Asset Store </w:t>
+            </w:r>
+            <w:r>
+              <w:rPr>
+                <w:rFonts w:ascii="Calibri" w:eastAsia="Calibri" w:hAnsi="Calibri" w:cs="Times New Roman"/>
+                <w:szCs w:val="22"/>
+                <w:lang w:val="en-US"/>
+              </w:rPr>
+              <w:t>EULA</w:t>
+            </w:r>
           </w:p>
         </w:tc>
         <w:tc>
@@ -1968,6 +2008,234 @@
                 <w:lang w:val="en-US"/>
               </w:rPr>
             </w:pPr>
+            <w:hyperlink r:id="rId15" w:history="1">
+              <w:r>
+                <w:rPr>
+                  <w:rStyle w:val="Hyperlink"/>
+                  <w:rFonts w:ascii="Calibri" w:eastAsia="Calibri" w:hAnsi="Calibri" w:cs="Times New Roman"/>
+                  <w:szCs w:val="22"/>
+                </w:rPr>
+                <w:t>Space Star Field Backgrounds | 2D Textures &amp; Materials | Unity Asset Store</w:t>
+              </w:r>
+            </w:hyperlink>
+          </w:p>
+        </w:tc>
+      </w:tr>
+      <w:tr>
+        <w:tc>
+          <w:tcPr>
+            <w:tcW w:w="2274" w:type="dxa"/>
+          </w:tcPr>
+          <w:p>
+            <w:pPr>
+              <w:spacing w:line="240" w:lineRule="auto"/>
+              <w:rPr>
+                <w:rFonts w:ascii="Calibri" w:eastAsia="Calibri" w:hAnsi="Calibri" w:cs="Times New Roman"/>
+                <w:szCs w:val="22"/>
+                <w:lang w:val="en-US"/>
+              </w:rPr>
+            </w:pPr>
+            <w:r>
+              <w:rPr>
+                <w:rFonts w:ascii="Calibri" w:eastAsia="Calibri" w:hAnsi="Calibri" w:cs="Times New Roman"/>
+                <w:szCs w:val="22"/>
+                <w:lang w:val="en-US"/>
+              </w:rPr>
+              <w:t>Free Laser Weapons</w:t>
+            </w:r>
+          </w:p>
+        </w:tc>
+        <w:tc>
+          <w:tcPr>
+            <w:tcW w:w="2321" w:type="dxa"/>
+          </w:tcPr>
+          <w:p>
+            <w:pPr>
+              <w:spacing w:line="240" w:lineRule="auto"/>
+              <w:rPr>
+                <w:rFonts w:ascii="Calibri" w:eastAsia="Calibri" w:hAnsi="Calibri" w:cs="Times New Roman"/>
+                <w:szCs w:val="22"/>
+                <w:lang w:val="en-US"/>
+              </w:rPr>
+            </w:pPr>
+            <w:r>
+              <w:rPr>
+                <w:rFonts w:ascii="Calibri" w:eastAsia="Calibri" w:hAnsi="Calibri" w:cs="Times New Roman"/>
+                <w:szCs w:val="22"/>
+                <w:lang w:val="en-US"/>
+              </w:rPr>
+              <w:t xml:space="preserve">Daniel </w:t>
+            </w:r>
+            <w:proofErr w:type="spellStart"/>
+            <w:r>
+              <w:rPr>
+                <w:rFonts w:ascii="Calibri" w:eastAsia="Calibri" w:hAnsi="Calibri" w:cs="Times New Roman"/>
+                <w:szCs w:val="22"/>
+                <w:lang w:val="en-US"/>
+              </w:rPr>
+              <w:t>SoundsGood</w:t>
+            </w:r>
+            <w:proofErr w:type="spellEnd"/>
+          </w:p>
+        </w:tc>
+        <w:tc>
+          <w:tcPr>
+            <w:tcW w:w="2316" w:type="dxa"/>
+          </w:tcPr>
+          <w:p>
+            <w:pPr>
+              <w:spacing w:line="240" w:lineRule="auto"/>
+              <w:rPr>
+                <w:rFonts w:ascii="Calibri" w:eastAsia="Calibri" w:hAnsi="Calibri" w:cs="Times New Roman"/>
+                <w:szCs w:val="22"/>
+                <w:lang w:val="en-US"/>
+              </w:rPr>
+            </w:pPr>
+            <w:r>
+              <w:rPr>
+                <w:rFonts w:ascii="Calibri" w:eastAsia="Calibri" w:hAnsi="Calibri" w:cs="Times New Roman"/>
+                <w:szCs w:val="22"/>
+                <w:lang w:val="en-US"/>
+              </w:rPr>
+              <w:t>Standard Unity Asset Store</w:t>
+            </w:r>
+            <w:r>
+              <w:rPr>
+                <w:rFonts w:ascii="Calibri" w:eastAsia="Calibri" w:hAnsi="Calibri" w:cs="Times New Roman"/>
+                <w:szCs w:val="22"/>
+                <w:lang w:val="en-US"/>
+              </w:rPr>
+              <w:t xml:space="preserve"> EULA</w:t>
+            </w:r>
+          </w:p>
+        </w:tc>
+        <w:tc>
+          <w:tcPr>
+            <w:tcW w:w="2105" w:type="dxa"/>
+          </w:tcPr>
+          <w:p>
+            <w:pPr>
+              <w:spacing w:line="240" w:lineRule="auto"/>
+              <w:rPr>
+                <w:rFonts w:ascii="Calibri" w:eastAsia="Calibri" w:hAnsi="Calibri" w:cs="Times New Roman"/>
+                <w:szCs w:val="22"/>
+              </w:rPr>
+            </w:pPr>
+            <w:hyperlink r:id="rId16" w:history="1">
+              <w:r>
+                <w:rPr>
+                  <w:rStyle w:val="Hyperlink"/>
+                  <w:rFonts w:ascii="Calibri" w:eastAsia="Calibri" w:hAnsi="Calibri" w:cs="Times New Roman"/>
+                  <w:szCs w:val="22"/>
+                </w:rPr>
+                <w:t>Free Laser Weapons | Weapons Sound FX | Unity Asset Store</w:t>
+              </w:r>
+            </w:hyperlink>
+          </w:p>
+        </w:tc>
+      </w:tr>
+      <w:tr>
+        <w:tc>
+          <w:tcPr>
+            <w:tcW w:w="2274" w:type="dxa"/>
+          </w:tcPr>
+          <w:p>
+            <w:pPr>
+              <w:spacing w:line="240" w:lineRule="auto"/>
+              <w:rPr>
+                <w:rFonts w:ascii="Calibri" w:eastAsia="Calibri" w:hAnsi="Calibri" w:cs="Times New Roman"/>
+                <w:szCs w:val="22"/>
+                <w:lang w:val="en-US"/>
+              </w:rPr>
+            </w:pPr>
+            <w:r>
+              <w:rPr>
+                <w:rFonts w:ascii="Calibri" w:eastAsia="Calibri" w:hAnsi="Calibri" w:cs="Times New Roman"/>
+                <w:szCs w:val="22"/>
+                <w:lang w:val="en-US"/>
+              </w:rPr>
+              <w:t>World materials Free</w:t>
+            </w:r>
+          </w:p>
+        </w:tc>
+        <w:tc>
+          <w:tcPr>
+            <w:tcW w:w="2321" w:type="dxa"/>
+          </w:tcPr>
+          <w:p>
+            <w:pPr>
+              <w:spacing w:line="240" w:lineRule="auto"/>
+              <w:rPr>
+                <w:rFonts w:ascii="Calibri" w:eastAsia="Calibri" w:hAnsi="Calibri" w:cs="Times New Roman"/>
+                <w:szCs w:val="22"/>
+                <w:lang w:val="en-US"/>
+              </w:rPr>
+            </w:pPr>
+            <w:proofErr w:type="spellStart"/>
+            <w:r>
+              <w:rPr>
+                <w:rFonts w:ascii="Calibri" w:eastAsia="Calibri" w:hAnsi="Calibri" w:cs="Times New Roman"/>
+                <w:szCs w:val="22"/>
+                <w:lang w:val="en-US"/>
+              </w:rPr>
+              <w:t>Avionx</w:t>
+            </w:r>
+            <w:proofErr w:type="spellEnd"/>
+          </w:p>
+        </w:tc>
+        <w:tc>
+          <w:tcPr>
+            <w:tcW w:w="2316" w:type="dxa"/>
+          </w:tcPr>
+          <w:p>
+            <w:pPr>
+              <w:spacing w:line="240" w:lineRule="auto"/>
+              <w:rPr>
+                <w:rFonts w:ascii="Calibri" w:eastAsia="Calibri" w:hAnsi="Calibri" w:cs="Times New Roman"/>
+                <w:szCs w:val="22"/>
+                <w:lang w:val="en-US"/>
+              </w:rPr>
+            </w:pPr>
+            <w:r>
+              <w:rPr>
+                <w:rFonts w:ascii="Calibri" w:eastAsia="Calibri" w:hAnsi="Calibri" w:cs="Times New Roman"/>
+                <w:szCs w:val="22"/>
+                <w:lang w:val="en-US"/>
+              </w:rPr>
+              <w:t>Sta</w:t>
+            </w:r>
+            <w:r>
+              <w:rPr>
+                <w:rFonts w:ascii="Calibri" w:eastAsia="Calibri" w:hAnsi="Calibri" w:cs="Times New Roman"/>
+                <w:szCs w:val="22"/>
+                <w:lang w:val="en-US"/>
+              </w:rPr>
+              <w:t>ndard Unity Asset Store EULA</w:t>
+            </w:r>
+          </w:p>
+        </w:tc>
+        <w:tc>
+          <w:tcPr>
+            <w:tcW w:w="2105" w:type="dxa"/>
+          </w:tcPr>
+          <w:p>
+            <w:pPr>
+              <w:spacing w:line="240" w:lineRule="auto"/>
+              <w:rPr>
+                <w:rFonts w:ascii="Calibri" w:eastAsia="Calibri" w:hAnsi="Calibri" w:cs="Times New Roman"/>
+                <w:szCs w:val="22"/>
+              </w:rPr>
+            </w:pPr>
+            <w:hyperlink r:id="rId17" w:history="1">
+              <w:r>
+                <w:rPr>
+                  <w:rStyle w:val="Hyperlink"/>
+                  <w:rFonts w:ascii="Calibri" w:eastAsia="Calibri" w:hAnsi="Calibri" w:cs="Times New Roman"/>
+                  <w:szCs w:val="22"/>
+                </w:rPr>
+                <w:t>World Materials Free | 2D Textures &amp; Materials | Unity Asset Store</w:t>
+              </w:r>
+            </w:hyperlink>
           </w:p>
         </w:tc>
       </w:tr>
@@ -4525,8 +4793,8 @@
     <w:p/>
     <w:p/>
     <w:sectPr>
-      <w:headerReference w:type="default" r:id="rId14"/>
-      <w:footerReference w:type="default" r:id="rId15"/>
+      <w:headerReference w:type="default" r:id="rId18"/>
+      <w:footerReference w:type="default" r:id="rId19"/>
       <w:pgSz w:w="11906" w:h="16838" w:code="9"/>
       <w:pgMar w:top="851" w:right="851" w:bottom="851" w:left="851" w:header="567" w:footer="342" w:gutter="0"/>
       <w:cols w:space="720"/>
@@ -4758,6 +5026,7 @@
               <w:showingPlcHdr/>
               <w:text/>
             </w:sdtPr>
+            <w:sdtEndPr/>
             <w:sdtContent>
               <w:r>
                 <w:rPr>
@@ -6867,7 +7136,6 @@
   <w:style w:type="character" w:default="1" w:styleId="DefaultParagraphFont">
     <w:name w:val="Default Paragraph Font"/>
     <w:uiPriority w:val="1"/>
-    <w:semiHidden/>
     <w:unhideWhenUsed/>
   </w:style>
   <w:style w:type="table" w:default="1" w:styleId="TableNormal">
@@ -7299,6 +7567,28 @@
       </w:tblBorders>
     </w:tblPr>
   </w:style>
+  <w:style w:type="character" w:styleId="Hyperlink">
+    <w:name w:val="Hyperlink"/>
+    <w:basedOn w:val="DefaultParagraphFont"/>
+    <w:unhideWhenUsed/>
+    <w:rsid w:val="00A80863"/>
+    <w:rPr>
+      <w:color w:val="0000FF" w:themeColor="hyperlink"/>
+      <w:u w:val="single"/>
+    </w:rPr>
+  </w:style>
+  <w:style w:type="character" w:styleId="UnresolvedMention">
+    <w:name w:val="Unresolved Mention"/>
+    <w:basedOn w:val="DefaultParagraphFont"/>
+    <w:uiPriority w:val="99"/>
+    <w:semiHidden/>
+    <w:unhideWhenUsed/>
+    <w:rsid w:val="00A80863"/>
+    <w:rPr>
+      <w:color w:val="605E5C"/>
+      <w:shd w:val="clear" w:color="auto" w:fill="E1DFDD"/>
+    </w:rPr>
+  </w:style>
 </w:styles>
 </file>
 
@@ -7484,7 +7774,6 @@
     <w:rsid w:val="00825369"/>
     <w:rsid w:val="00831335"/>
     <w:rsid w:val="008700FC"/>
-    <w:rsid w:val="008B1A4D"/>
     <w:rsid w:val="009975A2"/>
     <w:rsid w:val="009D7603"/>
     <w:rsid w:val="00DF7BF4"/>

--- a/F122A12 - 2. Design and Build a Prototype Game.docx
+++ b/F122A12 - 2. Design and Build a Prototype Game.docx
@@ -2421,6 +2421,12 @@
                 <w:iCs/>
               </w:rPr>
             </w:pPr>
+            <w:r>
+              <w:rPr>
+                <w:iCs/>
+              </w:rPr>
+              <w:t>Thomas Devenish</w:t>
+            </w:r>
           </w:p>
           <w:p>
             <w:pPr>
@@ -2494,6 +2500,15 @@
           <w:lang w:val="en-US"/>
         </w:rPr>
       </w:pPr>
+      <w:r>
+        <w:rPr>
+          <w:rFonts w:eastAsia="Calibri"/>
+          <w:bCs w:val="0"/>
+          <w:szCs w:val="22"/>
+          <w:lang w:val="en-US"/>
+        </w:rPr>
+        <w:t>Game ran very smoothly no performance issues detected</w:t>
+      </w:r>
     </w:p>
     <w:p>
       <w:pPr>
@@ -2559,6 +2574,15 @@
           <w:lang w:val="en-US"/>
         </w:rPr>
       </w:pPr>
+      <w:r>
+        <w:rPr>
+          <w:rFonts w:eastAsia="Calibri"/>
+          <w:bCs w:val="0"/>
+          <w:szCs w:val="22"/>
+          <w:lang w:val="en-US"/>
+        </w:rPr>
+        <w:t>Yes, it was quite straightforward but the bullet deflection and sound effects were very satisfying</w:t>
+      </w:r>
     </w:p>
     <w:p>
       <w:pPr>
@@ -2623,6 +2647,15 @@
           <w:lang w:val="en-US"/>
         </w:rPr>
       </w:pPr>
+      <w:r>
+        <w:rPr>
+          <w:rFonts w:eastAsia="Calibri"/>
+          <w:bCs w:val="0"/>
+          <w:szCs w:val="22"/>
+          <w:lang w:val="en-US"/>
+        </w:rPr>
+        <w:t>The game didn’t provide any player information and the settings menu was so far off in the corner that you could only find it by accident</w:t>
+      </w:r>
     </w:p>
     <w:p>
       <w:pPr>
@@ -2645,32 +2678,6 @@
     </w:p>
     <w:p>
       <w:pPr>
-        <w:numPr>
-          <w:ilvl w:val="0"/>
-          <w:numId w:val="9"/>
-        </w:numPr>
-        <w:spacing w:after="160" w:line="259" w:lineRule="auto"/>
-        <w:contextualSpacing/>
-        <w:jc w:val="both"/>
-        <w:rPr>
-          <w:rFonts w:eastAsia="Calibri"/>
-          <w:bCs w:val="0"/>
-          <w:szCs w:val="22"/>
-          <w:lang w:val="en-US"/>
-        </w:rPr>
-      </w:pPr>
-      <w:r>
-        <w:rPr>
-          <w:rFonts w:eastAsia="Calibri"/>
-          <w:bCs w:val="0"/>
-          <w:szCs w:val="22"/>
-          <w:lang w:val="en-US"/>
-        </w:rPr>
-        <w:t>Do you, as the client, give your signoff for this project to continue and be fully released for all 3 platforms?</w:t>
-      </w:r>
-    </w:p>
-    <w:p>
-      <w:pPr>
         <w:pBdr>
           <w:top w:val="single" w:sz="4" w:space="1" w:color="auto"/>
           <w:left w:val="single" w:sz="4" w:space="4" w:color="auto"/>
@@ -2687,6 +2694,97 @@
           <w:lang w:val="en-US"/>
         </w:rPr>
       </w:pPr>
+      <w:r>
+        <w:rPr>
+          <w:rFonts w:eastAsia="Calibri"/>
+          <w:bCs w:val="0"/>
+          <w:szCs w:val="22"/>
+          <w:lang w:val="en-US"/>
+        </w:rPr>
+        <w:t xml:space="preserve">Otherwise, it was quite </w:t>
+      </w:r>
+      <w:r>
+        <w:rPr>
+          <w:rFonts w:eastAsia="Calibri"/>
+          <w:bCs w:val="0"/>
+          <w:szCs w:val="22"/>
+          <w:lang w:val="en-US"/>
+        </w:rPr>
+        <w:t>good</w:t>
+      </w:r>
+    </w:p>
+    <w:p>
+      <w:pPr>
+        <w:pBdr>
+          <w:top w:val="single" w:sz="4" w:space="1" w:color="auto"/>
+          <w:left w:val="single" w:sz="4" w:space="4" w:color="auto"/>
+          <w:bottom w:val="single" w:sz="4" w:space="1" w:color="auto"/>
+          <w:right w:val="single" w:sz="4" w:space="4" w:color="auto"/>
+        </w:pBdr>
+        <w:spacing w:after="160" w:line="259" w:lineRule="auto"/>
+        <w:ind w:left="720"/>
+        <w:contextualSpacing/>
+        <w:rPr>
+          <w:rFonts w:eastAsia="Calibri"/>
+          <w:bCs w:val="0"/>
+          <w:szCs w:val="22"/>
+          <w:lang w:val="en-US"/>
+        </w:rPr>
+      </w:pPr>
+    </w:p>
+    <w:p>
+      <w:pPr>
+        <w:numPr>
+          <w:ilvl w:val="0"/>
+          <w:numId w:val="9"/>
+        </w:numPr>
+        <w:spacing w:after="160" w:line="259" w:lineRule="auto"/>
+        <w:contextualSpacing/>
+        <w:jc w:val="both"/>
+        <w:rPr>
+          <w:rFonts w:eastAsia="Calibri"/>
+          <w:bCs w:val="0"/>
+          <w:szCs w:val="22"/>
+          <w:lang w:val="en-US"/>
+        </w:rPr>
+      </w:pPr>
+      <w:r>
+        <w:rPr>
+          <w:rFonts w:eastAsia="Calibri"/>
+          <w:bCs w:val="0"/>
+          <w:szCs w:val="22"/>
+          <w:lang w:val="en-US"/>
+        </w:rPr>
+        <w:t>Do you, as the client, give your signoff for this project to continue and be fully released for all 3 platforms?</w:t>
+      </w:r>
+    </w:p>
+    <w:p>
+      <w:pPr>
+        <w:pBdr>
+          <w:top w:val="single" w:sz="4" w:space="1" w:color="auto"/>
+          <w:left w:val="single" w:sz="4" w:space="4" w:color="auto"/>
+          <w:bottom w:val="single" w:sz="4" w:space="1" w:color="auto"/>
+          <w:right w:val="single" w:sz="4" w:space="4" w:color="auto"/>
+        </w:pBdr>
+        <w:spacing w:after="160" w:line="259" w:lineRule="auto"/>
+        <w:ind w:left="720"/>
+        <w:contextualSpacing/>
+        <w:rPr>
+          <w:rFonts w:eastAsia="Calibri"/>
+          <w:bCs w:val="0"/>
+          <w:szCs w:val="22"/>
+          <w:lang w:val="en-US"/>
+        </w:rPr>
+      </w:pPr>
+      <w:r>
+        <w:rPr>
+          <w:rFonts w:eastAsia="Calibri"/>
+          <w:bCs w:val="0"/>
+          <w:szCs w:val="22"/>
+          <w:lang w:val="en-US"/>
+        </w:rPr>
+        <w:t>Signoff given by Thomas Devenish on 10/26/2026</w:t>
+      </w:r>
     </w:p>
     <w:p>
       <w:pPr>
@@ -7136,6 +7234,7 @@
   <w:style w:type="character" w:default="1" w:styleId="DefaultParagraphFont">
     <w:name w:val="Default Paragraph Font"/>
     <w:uiPriority w:val="1"/>
+    <w:semiHidden/>
     <w:unhideWhenUsed/>
   </w:style>
   <w:style w:type="table" w:default="1" w:styleId="TableNormal">
@@ -7765,6 +7864,7 @@
     <w:rsid w:val="00593796"/>
     <w:rsid w:val="00595008"/>
     <w:rsid w:val="005E375A"/>
+    <w:rsid w:val="005F5D03"/>
     <w:rsid w:val="005F75B2"/>
     <w:rsid w:val="00624C56"/>
     <w:rsid w:val="00640DCB"/>
@@ -8553,15 +8653,111 @@
 </file>
 
 <file path=customXml/item2.xml><?xml version="1.0" encoding="utf-8"?>
-<?mso-contentType ?>
-<FormTemplates xmlns="http://schemas.microsoft.com/sharepoint/v3/contenttype/forms">
-  <Display>DocumentLibraryForm</Display>
-  <Edit>DocumentLibraryForm</Edit>
-  <New>DocumentLibraryForm</New>
-</FormTemplates>
+<b:Sources xmlns:b="http://schemas.openxmlformats.org/officeDocument/2006/bibliography" xmlns="http://schemas.openxmlformats.org/officeDocument/2006/bibliography" SelectedStyle="\APA.XSL" StyleName="APA"/>
 </file>
 
 <file path=customXml/item3.xml><?xml version="1.0" encoding="utf-8"?>
+<p:properties xmlns:p="http://schemas.microsoft.com/office/2006/metadata/properties" xmlns:xsi="http://www.w3.org/2001/XMLSchema-instance" xmlns:pc="http://schemas.microsoft.com/office/infopath/2007/PartnerControls">
+  <documentManagement>
+    <Entity xmlns="f76bb202-e0ee-44b5-81bd-1165e74daad9">NM TAFE</Entity>
+    <related_policy_previous xmlns="c0e62afa-2a47-46b3-9456-da846e41d927" xsi:nil="true"/>
+    <Site xmlns="f76bb202-e0ee-44b5-81bd-1165e74daad9">Controlled Documents</Site>
+    <Obsolete xmlns="5ae04d3c-143d-44b1-9de7-bd4bbc3b5a14">false</Obsolete>
+    <Document_x0020_Set_x0020_Status xmlns="f76bb202-e0ee-44b5-81bd-1165e74daad9" xsi:nil="true"/>
+    <Next_Review_Due xmlns="5ae04d3c-143d-44b1-9de7-bd4bbc3b5a14">2025-05-31T16:00:00+00:00</Next_Review_Due>
+    <approval_status_previous xmlns="5ae04d3c-143d-44b1-9de7-bd4bbc3b5a14">Approved</approval_status_previous>
+    <bul_approve_control xmlns="54903c2b-d745-4d4d-852a-5f37568ebb60" xsi:nil="true"/>
+    <file_mapping_id xmlns="5ae04d3c-143d-44b1-9de7-bd4bbc3b5a14">450</file_mapping_id>
+    <Published_Version xmlns="5ae04d3c-143d-44b1-9de7-bd4bbc3b5a14">8</Published_Version>
+    <name_previous xmlns="5ae04d3c-143d-44b1-9de7-bd4bbc3b5a14">Assessment Task Tool (F122A12).docx</name_previous>
+    <Document_Owner xmlns="54903c2b-d745-4d4d-852a-5f37568ebb60">
+      <UserInfo>
+        <DisplayName>Kelly Milner</DisplayName>
+        <AccountId>656</AccountId>
+        <AccountType/>
+      </UserInfo>
+    </Document_Owner>
+    <Latest_Comment xmlns="5ae04d3c-143d-44b1-9de7-bd4bbc3b5a14">Approved - with thanks</Latest_Comment>
+    <Document_Type xmlns="5ae04d3c-143d-44b1-9de7-bd4bbc3b5a14">Form</Document_Type>
+    <obsolete_previous xmlns="5ae04d3c-143d-44b1-9de7-bd4bbc3b5a14">False</obsolete_previous>
+    <Approval_Status xmlns="5ae04d3c-143d-44b1-9de7-bd4bbc3b5a14">Approved</Approval_Status>
+    <Document_Approver xmlns="54903c2b-d745-4d4d-852a-5f37568ebb60">
+      <UserInfo>
+        <DisplayName>Kelly Milner</DisplayName>
+        <AccountId>656</AccountId>
+        <AccountType/>
+      </UserInfo>
+    </Document_Approver>
+    <Business_Area xmlns="5ae04d3c-143d-44b1-9de7-bd4bbc3b5a14">Academic Quality</Business_Area>
+    <Document_Publisher xmlns="54903c2b-d745-4d4d-852a-5f37568ebb60">
+      <UserInfo>
+        <DisplayName>Kelly Milner</DisplayName>
+        <AccountId>656</AccountId>
+        <AccountType/>
+      </UserInfo>
+    </Document_Publisher>
+    <Library xmlns="f76bb202-e0ee-44b5-81bd-1165e74daad9">Published</Library>
+    <Related_Policy xmlns="c0e62afa-2a47-46b3-9456-da846e41d927">50</Related_Policy>
+    <_dlc_DocId xmlns="54903c2b-d745-4d4d-852a-5f37568ebb60">NMTCDMS-474321762-739</_dlc_DocId>
+    <_dlc_DocIdUrl xmlns="54903c2b-d745-4d4d-852a-5f37568ebb60">
+      <Url>https://tafewa.sharepoint.com/sites/NMT_Controlled_Documents/Controlled_Documents/_layouts/15/DocIdRedir.aspx?ID=NMTCDMS-474321762-739</Url>
+      <Description>NMTCDMS-474321762-739</Description>
+    </_dlc_DocIdUrl>
+  </documentManagement>
+</p:properties>
+</file>
+
+<file path=customXml/item4.xml><?xml version="1.0" encoding="utf-8"?>
+<?mso-contentType ?>
+<spe:Receivers xmlns:spe="http://schemas.microsoft.com/sharepoint/events">
+  <Receiver>
+    <Name>Document ID Generator</Name>
+    <Synchronization>Synchronous</Synchronization>
+    <Type>10001</Type>
+    <SequenceNumber>1000</SequenceNumber>
+    <Url/>
+    <Assembly>Microsoft.Office.DocumentManagement, Version=16.0.0.0, Culture=neutral, PublicKeyToken=71e9bce111e9429c</Assembly>
+    <Class>Microsoft.Office.DocumentManagement.Internal.DocIdHandler</Class>
+    <Data/>
+    <Filter/>
+  </Receiver>
+  <Receiver>
+    <Name>Document ID Generator</Name>
+    <Synchronization>Synchronous</Synchronization>
+    <Type>10002</Type>
+    <SequenceNumber>1001</SequenceNumber>
+    <Url/>
+    <Assembly>Microsoft.Office.DocumentManagement, Version=16.0.0.0, Culture=neutral, PublicKeyToken=71e9bce111e9429c</Assembly>
+    <Class>Microsoft.Office.DocumentManagement.Internal.DocIdHandler</Class>
+    <Data/>
+    <Filter/>
+  </Receiver>
+  <Receiver>
+    <Name>Document ID Generator</Name>
+    <Synchronization>Synchronous</Synchronization>
+    <Type>10004</Type>
+    <SequenceNumber>1002</SequenceNumber>
+    <Url/>
+    <Assembly>Microsoft.Office.DocumentManagement, Version=16.0.0.0, Culture=neutral, PublicKeyToken=71e9bce111e9429c</Assembly>
+    <Class>Microsoft.Office.DocumentManagement.Internal.DocIdHandler</Class>
+    <Data/>
+    <Filter/>
+  </Receiver>
+  <Receiver>
+    <Name>Document ID Generator</Name>
+    <Synchronization>Synchronous</Synchronization>
+    <Type>10006</Type>
+    <SequenceNumber>1003</SequenceNumber>
+    <Url/>
+    <Assembly>Microsoft.Office.DocumentManagement, Version=16.0.0.0, Culture=neutral, PublicKeyToken=71e9bce111e9429c</Assembly>
+    <Class>Microsoft.Office.DocumentManagement.Internal.DocIdHandler</Class>
+    <Data/>
+    <Filter/>
+  </Receiver>
+</spe:Receivers>
+</file>
+
+<file path=customXml/item5.xml><?xml version="1.0" encoding="utf-8"?>
 <ct:contentTypeSchema xmlns:ct="http://schemas.microsoft.com/office/2006/metadata/contentType" xmlns:ma="http://schemas.microsoft.com/office/2006/metadata/properties/metaAttributes" ct:_="" ma:_="" ma:contentTypeName="Controlled Document" ma:contentTypeID="0x0101000E64A23F1383D74E9A471A69050FD18B0046577A75227F17439BBA8F713A650313" ma:contentTypeVersion="46" ma:contentTypeDescription="" ma:contentTypeScope="" ma:versionID="e2a898d96a236666d4004806072d6624">
   <xsd:schema xmlns:xsd="http://www.w3.org/2001/XMLSchema" xmlns:xs="http://www.w3.org/2001/XMLSchema" xmlns:p="http://schemas.microsoft.com/office/2006/metadata/properties" xmlns:ns2="5ae04d3c-143d-44b1-9de7-bd4bbc3b5a14" xmlns:ns3="54903c2b-d745-4d4d-852a-5f37568ebb60" xmlns:ns4="f76bb202-e0ee-44b5-81bd-1165e74daad9" xmlns:ns5="c0e62afa-2a47-46b3-9456-da846e41d927" xmlns:ns6="38f4ab31-c154-439c-a7aa-8c80659b9f34" targetNamespace="http://schemas.microsoft.com/office/2006/metadata/properties" ma:root="true" ma:fieldsID="2278590281012df15b6c97140ee5319f" ns2:_="" ns3:_="" ns4:_="" ns5:_="" ns6:_="">
     <xsd:import namespace="5ae04d3c-143d-44b1-9de7-bd4bbc3b5a14"/>
@@ -9014,113 +9210,17 @@
 </ct:contentTypeSchema>
 </file>
 
-<file path=customXml/item4.xml><?xml version="1.0" encoding="utf-8"?>
-<?mso-contentType ?>
-<spe:Receivers xmlns:spe="http://schemas.microsoft.com/sharepoint/events">
-  <Receiver>
-    <Name>Document ID Generator</Name>
-    <Synchronization>Synchronous</Synchronization>
-    <Type>10001</Type>
-    <SequenceNumber>1000</SequenceNumber>
-    <Url/>
-    <Assembly>Microsoft.Office.DocumentManagement, Version=16.0.0.0, Culture=neutral, PublicKeyToken=71e9bce111e9429c</Assembly>
-    <Class>Microsoft.Office.DocumentManagement.Internal.DocIdHandler</Class>
-    <Data/>
-    <Filter/>
-  </Receiver>
-  <Receiver>
-    <Name>Document ID Generator</Name>
-    <Synchronization>Synchronous</Synchronization>
-    <Type>10002</Type>
-    <SequenceNumber>1001</SequenceNumber>
-    <Url/>
-    <Assembly>Microsoft.Office.DocumentManagement, Version=16.0.0.0, Culture=neutral, PublicKeyToken=71e9bce111e9429c</Assembly>
-    <Class>Microsoft.Office.DocumentManagement.Internal.DocIdHandler</Class>
-    <Data/>
-    <Filter/>
-  </Receiver>
-  <Receiver>
-    <Name>Document ID Generator</Name>
-    <Synchronization>Synchronous</Synchronization>
-    <Type>10004</Type>
-    <SequenceNumber>1002</SequenceNumber>
-    <Url/>
-    <Assembly>Microsoft.Office.DocumentManagement, Version=16.0.0.0, Culture=neutral, PublicKeyToken=71e9bce111e9429c</Assembly>
-    <Class>Microsoft.Office.DocumentManagement.Internal.DocIdHandler</Class>
-    <Data/>
-    <Filter/>
-  </Receiver>
-  <Receiver>
-    <Name>Document ID Generator</Name>
-    <Synchronization>Synchronous</Synchronization>
-    <Type>10006</Type>
-    <SequenceNumber>1003</SequenceNumber>
-    <Url/>
-    <Assembly>Microsoft.Office.DocumentManagement, Version=16.0.0.0, Culture=neutral, PublicKeyToken=71e9bce111e9429c</Assembly>
-    <Class>Microsoft.Office.DocumentManagement.Internal.DocIdHandler</Class>
-    <Data/>
-    <Filter/>
-  </Receiver>
-</spe:Receivers>
-</file>
-
-<file path=customXml/item5.xml><?xml version="1.0" encoding="utf-8"?>
-<p:properties xmlns:p="http://schemas.microsoft.com/office/2006/metadata/properties" xmlns:xsi="http://www.w3.org/2001/XMLSchema-instance" xmlns:pc="http://schemas.microsoft.com/office/infopath/2007/PartnerControls">
-  <documentManagement>
-    <Entity xmlns="f76bb202-e0ee-44b5-81bd-1165e74daad9">NM TAFE</Entity>
-    <related_policy_previous xmlns="c0e62afa-2a47-46b3-9456-da846e41d927" xsi:nil="true"/>
-    <Site xmlns="f76bb202-e0ee-44b5-81bd-1165e74daad9">Controlled Documents</Site>
-    <Obsolete xmlns="5ae04d3c-143d-44b1-9de7-bd4bbc3b5a14">false</Obsolete>
-    <Document_x0020_Set_x0020_Status xmlns="f76bb202-e0ee-44b5-81bd-1165e74daad9" xsi:nil="true"/>
-    <Next_Review_Due xmlns="5ae04d3c-143d-44b1-9de7-bd4bbc3b5a14">2025-05-31T16:00:00+00:00</Next_Review_Due>
-    <approval_status_previous xmlns="5ae04d3c-143d-44b1-9de7-bd4bbc3b5a14">Approved</approval_status_previous>
-    <bul_approve_control xmlns="54903c2b-d745-4d4d-852a-5f37568ebb60" xsi:nil="true"/>
-    <file_mapping_id xmlns="5ae04d3c-143d-44b1-9de7-bd4bbc3b5a14">450</file_mapping_id>
-    <Published_Version xmlns="5ae04d3c-143d-44b1-9de7-bd4bbc3b5a14">8</Published_Version>
-    <name_previous xmlns="5ae04d3c-143d-44b1-9de7-bd4bbc3b5a14">Assessment Task Tool (F122A12).docx</name_previous>
-    <Document_Owner xmlns="54903c2b-d745-4d4d-852a-5f37568ebb60">
-      <UserInfo>
-        <DisplayName>Kelly Milner</DisplayName>
-        <AccountId>656</AccountId>
-        <AccountType/>
-      </UserInfo>
-    </Document_Owner>
-    <Latest_Comment xmlns="5ae04d3c-143d-44b1-9de7-bd4bbc3b5a14">Approved - with thanks</Latest_Comment>
-    <Document_Type xmlns="5ae04d3c-143d-44b1-9de7-bd4bbc3b5a14">Form</Document_Type>
-    <obsolete_previous xmlns="5ae04d3c-143d-44b1-9de7-bd4bbc3b5a14">False</obsolete_previous>
-    <Approval_Status xmlns="5ae04d3c-143d-44b1-9de7-bd4bbc3b5a14">Approved</Approval_Status>
-    <Document_Approver xmlns="54903c2b-d745-4d4d-852a-5f37568ebb60">
-      <UserInfo>
-        <DisplayName>Kelly Milner</DisplayName>
-        <AccountId>656</AccountId>
-        <AccountType/>
-      </UserInfo>
-    </Document_Approver>
-    <Business_Area xmlns="5ae04d3c-143d-44b1-9de7-bd4bbc3b5a14">Academic Quality</Business_Area>
-    <Document_Publisher xmlns="54903c2b-d745-4d4d-852a-5f37568ebb60">
-      <UserInfo>
-        <DisplayName>Kelly Milner</DisplayName>
-        <AccountId>656</AccountId>
-        <AccountType/>
-      </UserInfo>
-    </Document_Publisher>
-    <Library xmlns="f76bb202-e0ee-44b5-81bd-1165e74daad9">Published</Library>
-    <Related_Policy xmlns="c0e62afa-2a47-46b3-9456-da846e41d927">50</Related_Policy>
-    <_dlc_DocId xmlns="54903c2b-d745-4d4d-852a-5f37568ebb60">NMTCDMS-474321762-739</_dlc_DocId>
-    <_dlc_DocIdUrl xmlns="54903c2b-d745-4d4d-852a-5f37568ebb60">
-      <Url>https://tafewa.sharepoint.com/sites/NMT_Controlled_Documents/Controlled_Documents/_layouts/15/DocIdRedir.aspx?ID=NMTCDMS-474321762-739</Url>
-      <Description>NMTCDMS-474321762-739</Description>
-    </_dlc_DocIdUrl>
-  </documentManagement>
-</p:properties>
-</file>
-
 <file path=customXml/item6.xml><?xml version="1.0" encoding="utf-8"?>
-<b:Sources xmlns:b="http://schemas.openxmlformats.org/officeDocument/2006/bibliography" xmlns="http://schemas.openxmlformats.org/officeDocument/2006/bibliography" SelectedStyle="\APA.XSL" StyleName="APA"/>
+<LongProperties xmlns="http://schemas.microsoft.com/office/2006/metadata/longProperties"/>
 </file>
 
 <file path=customXml/item7.xml><?xml version="1.0" encoding="utf-8"?>
-<LongProperties xmlns="http://schemas.microsoft.com/office/2006/metadata/longProperties"/>
+<?mso-contentType ?>
+<FormTemplates xmlns="http://schemas.microsoft.com/sharepoint/v3/contenttype/forms">
+  <Display>DocumentLibraryForm</Display>
+  <Edit>DocumentLibraryForm</Edit>
+  <New>DocumentLibraryForm</New>
+</FormTemplates>
 </file>
 
 <file path=customXml/itemProps1.xml><?xml version="1.0" encoding="utf-8"?>
@@ -9132,14 +9232,35 @@
 </file>
 
 <file path=customXml/itemProps2.xml><?xml version="1.0" encoding="utf-8"?>
-<ds:datastoreItem xmlns:ds="http://schemas.openxmlformats.org/officeDocument/2006/customXml" ds:itemID="{96001339-1F25-4BDD-94F9-AA3400008571}">
+<ds:datastoreItem xmlns:ds="http://schemas.openxmlformats.org/officeDocument/2006/customXml" ds:itemID="{976AFE54-3DB5-431D-A5BD-3D340A9593CB}">
   <ds:schemaRefs>
-    <ds:schemaRef ds:uri="http://schemas.microsoft.com/sharepoint/v3/contenttype/forms"/>
+    <ds:schemaRef ds:uri="http://schemas.openxmlformats.org/officeDocument/2006/bibliography"/>
   </ds:schemaRefs>
 </ds:datastoreItem>
 </file>
 
 <file path=customXml/itemProps3.xml><?xml version="1.0" encoding="utf-8"?>
+<ds:datastoreItem xmlns:ds="http://schemas.openxmlformats.org/officeDocument/2006/customXml" ds:itemID="{A16F99D5-FAF9-47B7-BB2E-CAC1EF9F3B71}">
+  <ds:schemaRefs>
+    <ds:schemaRef ds:uri="http://schemas.microsoft.com/office/2006/metadata/properties"/>
+    <ds:schemaRef ds:uri="http://schemas.microsoft.com/office/infopath/2007/PartnerControls"/>
+    <ds:schemaRef ds:uri="f76bb202-e0ee-44b5-81bd-1165e74daad9"/>
+    <ds:schemaRef ds:uri="c0e62afa-2a47-46b3-9456-da846e41d927"/>
+    <ds:schemaRef ds:uri="5ae04d3c-143d-44b1-9de7-bd4bbc3b5a14"/>
+    <ds:schemaRef ds:uri="54903c2b-d745-4d4d-852a-5f37568ebb60"/>
+  </ds:schemaRefs>
+</ds:datastoreItem>
+</file>
+
+<file path=customXml/itemProps4.xml><?xml version="1.0" encoding="utf-8"?>
+<ds:datastoreItem xmlns:ds="http://schemas.openxmlformats.org/officeDocument/2006/customXml" ds:itemID="{B55BCC36-232B-487C-A6C8-82E78F9D6647}">
+  <ds:schemaRefs>
+    <ds:schemaRef ds:uri="http://schemas.microsoft.com/sharepoint/events"/>
+  </ds:schemaRefs>
+</ds:datastoreItem>
+</file>
+
+<file path=customXml/itemProps5.xml><?xml version="1.0" encoding="utf-8"?>
 <ds:datastoreItem xmlns:ds="http://schemas.openxmlformats.org/officeDocument/2006/customXml" ds:itemID="{A99A8DA9-B57D-4158-9FF6-9C56C67E3E28}">
   <ds:schemaRefs>
     <ds:schemaRef ds:uri="http://schemas.microsoft.com/office/2006/metadata/contentType"/>
@@ -9161,39 +9282,18 @@
 </ds:datastoreItem>
 </file>
 
-<file path=customXml/itemProps4.xml><?xml version="1.0" encoding="utf-8"?>
-<ds:datastoreItem xmlns:ds="http://schemas.openxmlformats.org/officeDocument/2006/customXml" ds:itemID="{B55BCC36-232B-487C-A6C8-82E78F9D6647}">
+<file path=customXml/itemProps6.xml><?xml version="1.0" encoding="utf-8"?>
+<ds:datastoreItem xmlns:ds="http://schemas.openxmlformats.org/officeDocument/2006/customXml" ds:itemID="{ED9C3AC7-65F6-444B-AAD9-BED76FF91658}">
   <ds:schemaRefs>
-    <ds:schemaRef ds:uri="http://schemas.microsoft.com/sharepoint/events"/>
-  </ds:schemaRefs>
-</ds:datastoreItem>
-</file>
-
-<file path=customXml/itemProps5.xml><?xml version="1.0" encoding="utf-8"?>
-<ds:datastoreItem xmlns:ds="http://schemas.openxmlformats.org/officeDocument/2006/customXml" ds:itemID="{A16F99D5-FAF9-47B7-BB2E-CAC1EF9F3B71}">
-  <ds:schemaRefs>
-    <ds:schemaRef ds:uri="http://schemas.microsoft.com/office/2006/metadata/properties"/>
-    <ds:schemaRef ds:uri="http://schemas.microsoft.com/office/infopath/2007/PartnerControls"/>
-    <ds:schemaRef ds:uri="f76bb202-e0ee-44b5-81bd-1165e74daad9"/>
-    <ds:schemaRef ds:uri="c0e62afa-2a47-46b3-9456-da846e41d927"/>
-    <ds:schemaRef ds:uri="5ae04d3c-143d-44b1-9de7-bd4bbc3b5a14"/>
-    <ds:schemaRef ds:uri="54903c2b-d745-4d4d-852a-5f37568ebb60"/>
-  </ds:schemaRefs>
-</ds:datastoreItem>
-</file>
-
-<file path=customXml/itemProps6.xml><?xml version="1.0" encoding="utf-8"?>
-<ds:datastoreItem xmlns:ds="http://schemas.openxmlformats.org/officeDocument/2006/customXml" ds:itemID="{976AFE54-3DB5-431D-A5BD-3D340A9593CB}">
-  <ds:schemaRefs>
-    <ds:schemaRef ds:uri="http://schemas.openxmlformats.org/officeDocument/2006/bibliography"/>
+    <ds:schemaRef ds:uri="http://schemas.microsoft.com/office/2006/metadata/longProperties"/>
   </ds:schemaRefs>
 </ds:datastoreItem>
 </file>
 
 <file path=customXml/itemProps7.xml><?xml version="1.0" encoding="utf-8"?>
-<ds:datastoreItem xmlns:ds="http://schemas.openxmlformats.org/officeDocument/2006/customXml" ds:itemID="{ED9C3AC7-65F6-444B-AAD9-BED76FF91658}">
+<ds:datastoreItem xmlns:ds="http://schemas.openxmlformats.org/officeDocument/2006/customXml" ds:itemID="{96001339-1F25-4BDD-94F9-AA3400008571}">
   <ds:schemaRefs>
-    <ds:schemaRef ds:uri="http://schemas.microsoft.com/office/2006/metadata/longProperties"/>
+    <ds:schemaRef ds:uri="http://schemas.microsoft.com/sharepoint/v3/contenttype/forms"/>
   </ds:schemaRefs>
 </ds:datastoreItem>
 </file>